--- a/Bddd-Jhn/D604-3Jn.docx
+++ b/Bddd-Jhn/D604-3Jn.docx
@@ -13,7 +13,7 @@
           <w:color w:val="C00000"/>
           <w:sz w:val="32"/>
           <w:szCs w:val="32"/>
-          <w:lang w:eastAsia="en-GB" w:bidi="he-IL"/>
+          <w:lang w:val="en-GB"/>
         </w:rPr>
       </w:pPr>
       <w:r>
@@ -32,7 +32,7 @@
           <w:sz w:val="32"/>
           <w:szCs w:val="32"/>
         </w:rPr>
-        <w:t>Посла́нїе Тре́тїе</w:t>
+        <w:t>п</w:t>
       </w:r>
       <w:r>
         <w:rPr>
@@ -41,7 +41,7 @@
           <w:sz w:val="32"/>
           <w:szCs w:val="32"/>
         </w:rPr>
-        <w:br/>
+        <w:t xml:space="preserve">осла́нїе </w:t>
       </w:r>
       <w:r>
         <w:rPr>
@@ -50,7 +50,7 @@
           <w:sz w:val="32"/>
           <w:szCs w:val="32"/>
         </w:rPr>
-        <w:t>С</w:t>
+        <w:t>т</w:t>
       </w:r>
       <w:r>
         <w:rPr>
@@ -59,25 +59,26 @@
           <w:sz w:val="32"/>
           <w:szCs w:val="32"/>
         </w:rPr>
-        <w:t>т҃а́гѡ а҆п</w:t>
-      </w:r>
-      <w:r>
-        <w:rPr>
-          <w:rFonts w:ascii="Pochaevsk" w:hAnsi="Pochaevsk" w:cs="Segoe UI"/>
+        <w:t>ре́тїе</w:t>
+      </w:r>
+      <w:r>
+        <w:rPr>
+          <w:rFonts w:ascii="Pochaevsk" w:hAnsi="Pochaevsk"/>
           <w:color w:val="C00000"/>
           <w:sz w:val="32"/>
           <w:szCs w:val="32"/>
-        </w:rPr>
-        <w:t>ⷭ</w:t>
-      </w:r>
-      <w:r>
-        <w:rPr>
-          <w:rFonts w:ascii="Pochaevsk" w:hAnsi="Pochaevsk" w:cs="Cambria"/>
+          <w:lang w:val="en-GB"/>
+        </w:rPr>
+        <w:t xml:space="preserve"> </w:t>
+      </w:r>
+      <w:r>
+        <w:rPr>
+          <w:rFonts w:ascii="Pochaevsk" w:hAnsi="Pochaevsk"/>
           <w:color w:val="C00000"/>
           <w:sz w:val="32"/>
           <w:szCs w:val="32"/>
         </w:rPr>
-        <w:t>҇ла</w:t>
+        <w:t>с</w:t>
       </w:r>
       <w:r>
         <w:rPr>
@@ -86,16 +87,16 @@
           <w:sz w:val="32"/>
           <w:szCs w:val="32"/>
         </w:rPr>
-        <w:t xml:space="preserve"> </w:t>
-      </w:r>
-      <w:r>
-        <w:rPr>
-          <w:rFonts w:ascii="Pochaevsk" w:hAnsi="Pochaevsk" w:cs="Cambria"/>
+        <w:t>т҃а́гѡ а҆п</w:t>
+      </w:r>
+      <w:r>
+        <w:rPr>
+          <w:rFonts w:ascii="Pochaevsk" w:hAnsi="Pochaevsk" w:cs="Segoe UI"/>
           <w:color w:val="C00000"/>
           <w:sz w:val="32"/>
           <w:szCs w:val="32"/>
         </w:rPr>
-        <w:t>І҆</w:t>
+        <w:t>ⷭ</w:t>
       </w:r>
       <w:r>
         <w:rPr>
@@ -104,7 +105,7 @@
           <w:sz w:val="32"/>
           <w:szCs w:val="32"/>
         </w:rPr>
-        <w:t>ѡа</w:t>
+        <w:t>҇ла</w:t>
       </w:r>
       <w:r>
         <w:rPr>
@@ -113,7 +114,7 @@
           <w:sz w:val="32"/>
           <w:szCs w:val="32"/>
         </w:rPr>
-        <w:t>́</w:t>
+        <w:t xml:space="preserve"> </w:t>
       </w:r>
       <w:r>
         <w:rPr>
@@ -122,25 +123,52 @@
           <w:sz w:val="32"/>
           <w:szCs w:val="32"/>
         </w:rPr>
-        <w:t>нна</w:t>
-      </w:r>
-      <w:r>
-        <w:rPr>
-          <w:rFonts w:ascii="Pochaevsk" w:hAnsi="Pochaevsk"/>
+        <w:t>і҆</w:t>
+      </w:r>
+      <w:r>
+        <w:rPr>
+          <w:rFonts w:ascii="Pochaevsk" w:hAnsi="Pochaevsk" w:cs="Cambria"/>
           <w:color w:val="C00000"/>
           <w:sz w:val="32"/>
           <w:szCs w:val="32"/>
         </w:rPr>
-        <w:t xml:space="preserve"> </w:t>
-      </w:r>
-      <w:r>
-        <w:rPr>
-          <w:rFonts w:ascii="Pochaevsk" w:hAnsi="Pochaevsk" w:cs="Cambria"/>
+        <w:t>ѡа</w:t>
+      </w:r>
+      <w:r>
+        <w:rPr>
+          <w:rFonts w:ascii="Pochaevsk" w:hAnsi="Pochaevsk"/>
           <w:color w:val="C00000"/>
           <w:sz w:val="32"/>
           <w:szCs w:val="32"/>
         </w:rPr>
-        <w:t>Б</w:t>
+        <w:t>́</w:t>
+      </w:r>
+      <w:r>
+        <w:rPr>
+          <w:rFonts w:ascii="Pochaevsk" w:hAnsi="Pochaevsk" w:cs="Cambria"/>
+          <w:color w:val="C00000"/>
+          <w:sz w:val="32"/>
+          <w:szCs w:val="32"/>
+        </w:rPr>
+        <w:t>нна</w:t>
+      </w:r>
+      <w:r>
+        <w:rPr>
+          <w:rFonts w:ascii="Pochaevsk" w:hAnsi="Pochaevsk"/>
+          <w:color w:val="C00000"/>
+          <w:sz w:val="32"/>
+          <w:szCs w:val="32"/>
+        </w:rPr>
+        <w:t xml:space="preserve"> </w:t>
+      </w:r>
+      <w:r>
+        <w:rPr>
+          <w:rFonts w:ascii="Pochaevsk" w:hAnsi="Pochaevsk" w:cs="Cambria"/>
+          <w:color w:val="C00000"/>
+          <w:sz w:val="32"/>
+          <w:szCs w:val="32"/>
+        </w:rPr>
+        <w:t>б</w:t>
       </w:r>
       <w:r>
         <w:rPr>
